--- a/policies/sources/Takeover_Response_Manual.docx
+++ b/policies/sources/Takeover_Response_Manual.docx
@@ -38,7 +38,8 @@
         <w:rPr>
           <w:lang w:val="en-GB"/>
         </w:rPr>
-        <w:lastRenderedPageBreak/>
+        <w:t>1</w:t>
+        <w:tab/>
         <w:t>Introduction</w:t>
       </w:r>
       <w:bookmarkEnd w:id="1"/>
@@ -681,6 +682,8 @@
           <w:szCs w:val="20"/>
           <w:lang w:val="en-GB"/>
         </w:rPr>
+        <w:t>2</w:t>
+        <w:tab/>
         <w:t>Overview of responsibilities in connection with a Takeover Scenario</w:t>
       </w:r>
       <w:bookmarkEnd w:id="2"/>
@@ -952,6 +955,8 @@
         <w:rPr>
           <w:lang w:val="en-GB"/>
         </w:rPr>
+        <w:t>3</w:t>
+        <w:tab/>
         <w:t>Notification of a Takeover Scenario - formation of a Takeover Response Team</w:t>
       </w:r>
       <w:bookmarkEnd w:id="5"/>
@@ -1108,6 +1113,8 @@
           <w:szCs w:val="20"/>
           <w:lang w:val="en-GB"/>
         </w:rPr>
+        <w:t>4</w:t>
+        <w:tab/>
         <w:t>Initial considerations</w:t>
       </w:r>
       <w:bookmarkEnd w:id="6"/>
@@ -1360,6 +1367,8 @@
           <w:szCs w:val="20"/>
           <w:lang w:val="en-GB"/>
         </w:rPr>
+        <w:t>5</w:t>
+        <w:tab/>
         <w:t>Actions directed at shareholders and potential offerors</w:t>
       </w:r>
       <w:bookmarkEnd w:id="7"/>
@@ -1451,6 +1460,8 @@
           <w:szCs w:val="20"/>
           <w:lang w:val="en-GB"/>
         </w:rPr>
+        <w:t>6</w:t>
+        <w:tab/>
         <w:t>Further considerations</w:t>
       </w:r>
       <w:bookmarkEnd w:id="8"/>
@@ -1934,6 +1945,8 @@
           <w:szCs w:val="20"/>
           <w:lang w:val="en-GB"/>
         </w:rPr>
+        <w:t>7</w:t>
+        <w:tab/>
         <w:t>Communication</w:t>
       </w:r>
       <w:bookmarkEnd w:id="9"/>
@@ -2146,6 +2159,8 @@
         <w:rPr>
           <w:lang w:val="en-GB"/>
         </w:rPr>
+        <w:t>1</w:t>
+        <w:tab/>
         <w:t>Introduction</w:t>
       </w:r>
     </w:p>
@@ -2310,6 +2325,8 @@
         <w:rPr>
           <w:lang w:val="en-GB"/>
         </w:rPr>
+        <w:t>2</w:t>
+        <w:tab/>
         <w:t>Responsibility of the shareholders and the general meeting in connection with a Takeover Scenario</w:t>
       </w:r>
     </w:p>
@@ -2377,6 +2394,8 @@
         <w:rPr>
           <w:lang w:val="en-GB"/>
         </w:rPr>
+        <w:t>3</w:t>
+        <w:tab/>
         <w:t>Responsibility of the Board of Directors and Executive Management in connection with a Takeover Scenario</w:t>
       </w:r>
     </w:p>
@@ -2949,6 +2968,8 @@
         <w:rPr>
           <w:lang w:val="en-GB"/>
         </w:rPr>
+        <w:t>4</w:t>
+        <w:tab/>
         <w:t>Public offers in Denmark</w:t>
       </w:r>
     </w:p>

--- a/policies/sources/Takeover_Response_Manual.docx
+++ b/policies/sources/Takeover_Response_Manual.docx
@@ -2688,7 +2688,8 @@
                 <w:rFonts w:cstheme="minorHAnsi"/>
                 <w:szCs w:val="20"/>
               </w:rPr>
-              <w:lastRenderedPageBreak/>
+              <w:t>i.</w:t>
+              <w:tab/>
               <w:t>The Board of Directors and the Executive Management have a fundamental obligation to take due care of the interests of the Company and its shareholders.</w:t>
             </w:r>
           </w:p>
@@ -2712,6 +2713,8 @@
                 <w:rFonts w:cstheme="minorHAnsi"/>
                 <w:szCs w:val="20"/>
               </w:rPr>
+              <w:t>ii.</w:t>
+              <w:tab/>
               <w:t>The Board of Directors and the Executive Management have an obligation not to act in a way which is clearly capable of providing certain shareholders or third parties with an undue advantage to the detriment of the other shareholders or the Company.</w:t>
             </w:r>
           </w:p>
@@ -2735,6 +2738,8 @@
                 <w:rFonts w:cstheme="minorHAnsi"/>
                 <w:szCs w:val="20"/>
               </w:rPr>
+              <w:t>iii.</w:t>
+              <w:tab/>
               <w:t>To conduct “business as usual” is always permissible.</w:t>
             </w:r>
           </w:p>
@@ -2758,6 +2763,8 @@
                 <w:rFonts w:cstheme="minorHAnsi"/>
                 <w:szCs w:val="20"/>
               </w:rPr>
+              <w:t>iv.</w:t>
+              <w:tab/>
               <w:t>The Board of Directors and the Executive Management may be held liable if measures of a defensive character are not justified by a reasonable business judgement or cannot be characterised as business as usual.</w:t>
             </w:r>
           </w:p>
@@ -2800,6 +2807,8 @@
                 <w:rFonts w:cstheme="minorHAnsi"/>
                 <w:szCs w:val="20"/>
               </w:rPr>
+              <w:t>i.</w:t>
+              <w:tab/>
               <w:t>possible conflicting interests between the Company (as an organisation) and the shareholders; and</w:t>
             </w:r>
           </w:p>
@@ -2823,6 +2832,8 @@
                 <w:rFonts w:cstheme="minorHAnsi"/>
                 <w:szCs w:val="20"/>
               </w:rPr>
+              <w:t>ii.</w:t>
+              <w:tab/>
               <w:t>possible conflicting interests between different groups of shareholders.</w:t>
             </w:r>
           </w:p>
@@ -3172,6 +3183,8 @@
                 <w:rFonts w:cstheme="minorHAnsi"/>
                 <w:szCs w:val="20"/>
               </w:rPr>
+              <w:t>a.</w:t>
+              <w:tab/>
               <w:t>The identity of the offeror(s),</w:t>
             </w:r>
           </w:p>
@@ -3194,6 +3207,8 @@
                 <w:rFonts w:cstheme="minorHAnsi"/>
                 <w:szCs w:val="20"/>
               </w:rPr>
+              <w:t>b.</w:t>
+              <w:tab/>
               <w:t>The offeror(s)’ current holding of shares in the Company or control over voting rights,</w:t>
             </w:r>
           </w:p>
@@ -3216,6 +3231,8 @@
                 <w:rFonts w:cstheme="minorHAnsi"/>
                 <w:szCs w:val="20"/>
               </w:rPr>
+              <w:t>c.</w:t>
+              <w:tab/>
               <w:t>The price offered (cash or shares),</w:t>
             </w:r>
           </w:p>
@@ -3238,6 +3255,8 @@
                 <w:rFonts w:cstheme="minorHAnsi"/>
                 <w:szCs w:val="20"/>
               </w:rPr>
+              <w:t>d.</w:t>
+              <w:tab/>
               <w:t>Financing,</w:t>
             </w:r>
           </w:p>
@@ -3261,6 +3280,8 @@
                 <w:rFonts w:cstheme="minorHAnsi"/>
                 <w:szCs w:val="20"/>
               </w:rPr>
+              <w:t>e.</w:t>
+              <w:tab/>
               <w:t>Future plans</w:t>
             </w:r>
             <w:proofErr w:type="gramEnd"/>
@@ -3305,6 +3326,8 @@
                 <w:rFonts w:cstheme="minorHAnsi"/>
                 <w:szCs w:val="20"/>
               </w:rPr>
+              <w:t>f.</w:t>
+              <w:tab/>
               <w:t>Details of related party arrangements regarding use of the voting rights of the Company.</w:t>
             </w:r>
           </w:p>

--- a/policies/sources/Takeover_Response_Manual.docx
+++ b/policies/sources/Takeover_Response_Manual.docx
@@ -46,7 +46,6 @@
     </w:p>
     <w:p>
       <w:pPr>
-        <w:pStyle w:val="Overskrift1"/>
         <w:numPr>
           <w:ilvl w:val="0"/>
           <w:numId w:val="0"/>
@@ -246,7 +245,6 @@
     </w:p>
     <w:p>
       <w:pPr>
-        <w:pStyle w:val="Overskrift1"/>
         <w:numPr>
           <w:ilvl w:val="0"/>
           <w:numId w:val="0"/>
@@ -502,7 +500,6 @@
     <w:p/>
     <w:p>
       <w:pPr>
-        <w:pStyle w:val="Overskrift1"/>
         <w:numPr>
           <w:ilvl w:val="0"/>
           <w:numId w:val="0"/>
@@ -584,7 +581,6 @@
     </w:p>
     <w:p>
       <w:pPr>
-        <w:pStyle w:val="Overskrift1"/>
         <w:numPr>
           <w:ilvl w:val="0"/>
           <w:numId w:val="0"/>
